--- a/report/SIS2_report.docx
+++ b/report/SIS2_report.docx
@@ -181,7 +181,7 @@
         <w:pStyle w:val="ListBullet"/>
       </w:pPr>
       <w:r>
-        <w:t>The data is relational: users, follows, designs, collectible editions and gift transfers reference each other and need foreign keys and transactions. A gift must move from one owner to another atomically, so a collectible is never owned twice or lost.</w:t>
+        <w:t>The data is relational: users own designs, and later follow each other and exchange gifts. Foreign keys and transactions keep that consistent (a gift moves from one owner to another in one step, never duplicated or lost).</w:t>
       </w:r>
     </w:p>
     <w:p>
@@ -939,7 +939,7 @@
           <w:b w:val="0"/>
           <w:i w:val="0"/>
         </w:rPr>
-        <w:t>Script: gcp/01_create_infra.sh, gcp/02_project_iam.sh.</w:t>
+        <w:t>Script: gcp/01_create_infra.sh. The people roles above are shown as the target setup for a team.</w:t>
       </w:r>
     </w:p>
     <w:p>
@@ -1159,7 +1159,7 @@
                 <w:rFonts w:ascii="Times New Roman" w:hAnsi="Times New Roman"/>
                 <w:sz w:val="22"/>
               </w:rPr>
-              <w:t>Deploys and operates the backend</w:t>
+              <w:t>Operates the backend and web server</w:t>
             </w:r>
           </w:p>
         </w:tc>
@@ -1173,7 +1173,7 @@
                 <w:rFonts w:ascii="Times New Roman" w:hAnsi="Times New Roman"/>
                 <w:sz w:val="22"/>
               </w:rPr>
-              <w:t>Write /srv/releases (setgid group devops)</w:t>
+              <w:t>Own home; member of developers</w:t>
             </w:r>
           </w:p>
         </w:tc>
@@ -1187,7 +1187,7 @@
                 <w:rFonts w:ascii="Times New Roman" w:hAnsi="Times New Roman"/>
                 <w:sz w:val="22"/>
               </w:rPr>
-              <w:t>systemctl start|stop|restart|status dressing-api; reload nginx, nginx -t; dressing-deploy</w:t>
+              <w:t>systemctl start|stop|restart|status dressing-api; systemctl reload nginx; nginx -t</w:t>
             </w:r>
           </w:p>
         </w:tc>
@@ -1289,7 +1289,7 @@
                 <w:rFonts w:ascii="Times New Roman" w:hAnsi="Times New Roman"/>
                 <w:sz w:val="22"/>
               </w:rPr>
-              <w:t>Read /var/backups/postgresql; DB role dba1 (schema owner via peer auth)</w:t>
+              <w:t>DB role dba1 (schema owner, peer auth)</w:t>
             </w:r>
           </w:p>
         </w:tc>
@@ -1303,7 +1303,7 @@
                 <w:rFonts w:ascii="Times New Roman" w:hAnsi="Times New Roman"/>
                 <w:sz w:val="22"/>
               </w:rPr>
-              <w:t>psql, pg_dump, pg_dumpall, pg_restore as user postgres; reload/restart/status postgresql</w:t>
+              <w:t>psql, pg_dump as user postgres; restart/status postgresql</w:t>
             </w:r>
           </w:p>
         </w:tc>
@@ -1347,7 +1347,7 @@
                 <w:rFonts w:ascii="Times New Roman" w:hAnsi="Times New Roman"/>
                 <w:sz w:val="22"/>
               </w:rPr>
-              <w:t>systemd-journal + adm groups (all logs); read /var/log/dressing</w:t>
+              <w:t>systemd-journal + adm groups (reads all logs)</w:t>
             </w:r>
           </w:p>
         </w:tc>
@@ -1361,7 +1361,7 @@
                 <w:rFonts w:ascii="Times New Roman" w:hAnsi="Times New Roman"/>
                 <w:sz w:val="22"/>
               </w:rPr>
-              <w:t>NOPASSWD, NOEXEC: cat /var/log/sudo.log, sudo -l -U &lt;user&gt;, apt list --upgradable</w:t>
+              <w:t>NOPASSWD, NOEXEC: cat /var/log/sudo.log, sudo -l -U &lt;user&gt;</w:t>
             </w:r>
           </w:p>
         </w:tc>
@@ -1405,7 +1405,7 @@
                 <w:rFonts w:ascii="Times New Roman" w:hAnsi="Times New Roman"/>
                 <w:sz w:val="22"/>
               </w:rPr>
-              <w:t>Member of devops (can upload releases)</w:t>
+              <w:t>Member of devops</w:t>
             </w:r>
           </w:p>
         </w:tc>
@@ -1419,7 +1419,7 @@
                 <w:rFonts w:ascii="Times New Roman" w:hAnsi="Times New Roman"/>
                 <w:sz w:val="22"/>
               </w:rPr>
-              <w:t>NOPASSWD: dressing-api service control, dressing-deploy</w:t>
+              <w:t>NOPASSWD: systemctl start|stop|restart|status dressing-api</w:t>
             </w:r>
           </w:p>
         </w:tc>
@@ -1463,7 +1463,7 @@
                 <w:rFonts w:ascii="Times New Roman" w:hAnsi="Times New Roman"/>
                 <w:sz w:val="22"/>
               </w:rPr>
-              <w:t>Read /opt/dressing, /etc/dressing; write only /var/lib/dressing, /var/log/dressing</w:t>
+              <w:t>Read /opt/dressing, /etc/dressing; write only /var/lib/dressing</w:t>
             </w:r>
           </w:p>
         </w:tc>
@@ -2437,180 +2437,6 @@
                 <w:rFonts w:ascii="Times New Roman" w:hAnsi="Times New Roman"/>
                 <w:sz w:val="22"/>
               </w:rPr>
-              <w:t>/srv/releases</w:t>
-            </w:r>
-          </w:p>
-        </w:tc>
-        <w:tc>
-          <w:tcPr>
-            <w:tcW w:type="dxa" w:w="2160"/>
-          </w:tcPr>
-          <w:p>
-            <w:r>
-              <w:rPr>
-                <w:rFonts w:ascii="Times New Roman" w:hAnsi="Times New Roman"/>
-                <w:sz w:val="22"/>
-              </w:rPr>
-              <w:t>root:devops</w:t>
-            </w:r>
-          </w:p>
-        </w:tc>
-        <w:tc>
-          <w:tcPr>
-            <w:tcW w:type="dxa" w:w="2160"/>
-          </w:tcPr>
-          <w:p>
-            <w:r>
-              <w:rPr>
-                <w:rFonts w:ascii="Times New Roman" w:hAnsi="Times New Roman"/>
-                <w:sz w:val="22"/>
-              </w:rPr>
-              <w:t>2775</w:t>
-            </w:r>
-          </w:p>
-        </w:tc>
-        <w:tc>
-          <w:tcPr>
-            <w:tcW w:type="dxa" w:w="2160"/>
-          </w:tcPr>
-          <w:p>
-            <w:r>
-              <w:rPr>
-                <w:rFonts w:ascii="Times New Roman" w:hAnsi="Times New Roman"/>
-                <w:sz w:val="22"/>
-              </w:rPr>
-              <w:t>DevOps upload releases; setgid keeps the group on new files</w:t>
-            </w:r>
-          </w:p>
-        </w:tc>
-      </w:tr>
-      <w:tr>
-        <w:tc>
-          <w:tcPr>
-            <w:tcW w:type="dxa" w:w="2160"/>
-          </w:tcPr>
-          <w:p>
-            <w:r>
-              <w:rPr>
-                <w:rFonts w:ascii="Times New Roman" w:hAnsi="Times New Roman"/>
-                <w:sz w:val="22"/>
-              </w:rPr>
-              <w:t>/var/log/dressing</w:t>
-            </w:r>
-          </w:p>
-        </w:tc>
-        <w:tc>
-          <w:tcPr>
-            <w:tcW w:type="dxa" w:w="2160"/>
-          </w:tcPr>
-          <w:p>
-            <w:r>
-              <w:rPr>
-                <w:rFonts w:ascii="Times New Roman" w:hAnsi="Times New Roman"/>
-                <w:sz w:val="22"/>
-              </w:rPr>
-              <w:t>dressing:auditors</w:t>
-            </w:r>
-          </w:p>
-        </w:tc>
-        <w:tc>
-          <w:tcPr>
-            <w:tcW w:type="dxa" w:w="2160"/>
-          </w:tcPr>
-          <w:p>
-            <w:r>
-              <w:rPr>
-                <w:rFonts w:ascii="Times New Roman" w:hAnsi="Times New Roman"/>
-                <w:sz w:val="22"/>
-              </w:rPr>
-              <w:t>2750</w:t>
-            </w:r>
-          </w:p>
-        </w:tc>
-        <w:tc>
-          <w:tcPr>
-            <w:tcW w:type="dxa" w:w="2160"/>
-          </w:tcPr>
-          <w:p>
-            <w:r>
-              <w:rPr>
-                <w:rFonts w:ascii="Times New Roman" w:hAnsi="Times New Roman"/>
-                <w:sz w:val="22"/>
-              </w:rPr>
-              <w:t>Application logs: auditors read, never write</w:t>
-            </w:r>
-          </w:p>
-        </w:tc>
-      </w:tr>
-      <w:tr>
-        <w:tc>
-          <w:tcPr>
-            <w:tcW w:type="dxa" w:w="2160"/>
-          </w:tcPr>
-          <w:p>
-            <w:r>
-              <w:rPr>
-                <w:rFonts w:ascii="Times New Roman" w:hAnsi="Times New Roman"/>
-                <w:sz w:val="22"/>
-              </w:rPr>
-              <w:t>/var/backups/postgresql</w:t>
-            </w:r>
-          </w:p>
-        </w:tc>
-        <w:tc>
-          <w:tcPr>
-            <w:tcW w:type="dxa" w:w="2160"/>
-          </w:tcPr>
-          <w:p>
-            <w:r>
-              <w:rPr>
-                <w:rFonts w:ascii="Times New Roman" w:hAnsi="Times New Roman"/>
-                <w:sz w:val="22"/>
-              </w:rPr>
-              <w:t>postgres:dba</w:t>
-            </w:r>
-          </w:p>
-        </w:tc>
-        <w:tc>
-          <w:tcPr>
-            <w:tcW w:type="dxa" w:w="2160"/>
-          </w:tcPr>
-          <w:p>
-            <w:r>
-              <w:rPr>
-                <w:rFonts w:ascii="Times New Roman" w:hAnsi="Times New Roman"/>
-                <w:sz w:val="22"/>
-              </w:rPr>
-              <w:t>2750</w:t>
-            </w:r>
-          </w:p>
-        </w:tc>
-        <w:tc>
-          <w:tcPr>
-            <w:tcW w:type="dxa" w:w="2160"/>
-          </w:tcPr>
-          <w:p>
-            <w:r>
-              <w:rPr>
-                <w:rFonts w:ascii="Times New Roman" w:hAnsi="Times New Roman"/>
-                <w:sz w:val="22"/>
-              </w:rPr>
-              <w:t>Database dumps, readable by DBAs</w:t>
-            </w:r>
-          </w:p>
-        </w:tc>
-      </w:tr>
-      <w:tr>
-        <w:tc>
-          <w:tcPr>
-            <w:tcW w:type="dxa" w:w="2160"/>
-          </w:tcPr>
-          <w:p>
-            <w:r>
-              <w:rPr>
-                <w:rFonts w:ascii="Times New Roman" w:hAnsi="Times New Roman"/>
-                <w:sz w:val="22"/>
-              </w:rPr>
               <w:t>/etc/sudoers.d/10-dressing</w:t>
             </w:r>
           </w:p>
@@ -2724,7 +2550,7 @@
           <w:b w:val="0"/>
           <w:i w:val="0"/>
         </w:rPr>
-        <w:t>The sudo policy is placed in /etc/sudoers.d instead of editing /etc/sudoers, and is checked with visudo before it is installed. Command aliases keep it readable. DevOps and the bot never get a root shell. Their only way to change the code is /usr/local/bin/dressing-deploy, a root-owned script that accepts only release archives with a strict name pattern.</w:t>
+        <w:t>The sudo policy is placed in /etc/sudoers.d instead of editing /etc/sudoers, and is checked with visudo before it is installed. Command aliases keep it readable. Every group gets only the exact commands its job needs; DevOps and the bot never get a root shell, and the bot (no password) can run only the app's service commands.</w:t>
       </w:r>
     </w:p>
     <w:p>
@@ -2763,36 +2589,30 @@
         <w:br/>
         <w:t>Cmnd_Alias  WEB_SVC   = /usr/bin/systemctl reload nginx, /usr/sbin/nginx -t</w:t>
         <w:br/>
-        <w:t>Cmnd_Alias  PG_SVC    = /usr/bin/systemctl reload postgresql, \</w:t>
-        <w:br/>
-        <w:t xml:space="preserve">                        /usr/bin/systemctl restart postgresql, \</w:t>
+        <w:t>Cmnd_Alias  PG_SVC    = /usr/bin/systemctl restart postgresql, \</w:t>
         <w:br/>
         <w:t xml:space="preserve">                        /usr/bin/systemctl status postgresql</w:t>
         <w:br/>
-        <w:t>Cmnd_Alias  PG_TOOLS  = /usr/bin/psql, /usr/bin/pg_dump, /usr/bin/pg_dumpall, /usr/bin/pg_restore</w:t>
-        <w:br/>
-        <w:t>Cmnd_Alias  DEPLOY    = /usr/local/bin/dressing-deploy</w:t>
+        <w:t>Cmnd_Alias  PG_TOOLS  = /usr/bin/psql, /usr/bin/pg_dump</w:t>
         <w:br/>
         <w:t>Cmnd_Alias  AUDIT     = /usr/bin/cat /var/log/sudo.log, /usr/bin/sudo -l -U *</w:t>
-        <w:br/>
-        <w:t>Cmnd_Alias  PKG_READ  = /usr/bin/apt list --upgradable</w:t>
         <w:br/>
         <w:br/>
         <w:t># ---- rules ---------------------------------------------------------------------------</w:t>
         <w:br/>
-        <w:t># Administrators: everything, but with their own password every time (5 min cache).</w:t>
+        <w:t># Administrators: everything, with their own password.</w:t>
         <w:br/>
         <w:t>%sysadmins    ALL=(ALL:ALL) ALL</w:t>
         <w:br/>
         <w:br/>
-        <w:t># DevOps: deploy and operate the app and web server, no shell as root.</w:t>
+        <w:t># DevOps: operate the app and the web server, no root shell.</w:t>
         <w:br/>
-        <w:t>%devops       ALL=(root) APP_SVC, WEB_SVC, DEPLOY</w:t>
+        <w:t>%devops       ALL=(root) APP_SVC, WEB_SVC</w:t>
         <w:br/>
         <w:br/>
-        <w:t># Automation bot: same as devops minus nginx, no password (it has none; SSH key only).</w:t>
+        <w:t># Automation bot: control the app, no password (it has none; SSH key only).</w:t>
         <w:br/>
-        <w:t>automation_bot ALL=(root) NOPASSWD: APP_SVC, DEPLOY</w:t>
+        <w:t>automation_bot ALL=(root) NOPASSWD: APP_SVC</w:t>
         <w:br/>
         <w:br/>
         <w:t># Developers: may only look at the service.</w:t>
@@ -2800,18 +2620,16 @@
         <w:t>%developers   ALL=(root) /usr/bin/systemctl status dressing-api</w:t>
         <w:br/>
         <w:br/>
-        <w:t># DBA: PostgreSQL tools as the postgres user, service control as root. Not a root shell.</w:t>
+        <w:t># DBA: database tools as the postgres user, service control as root.</w:t>
         <w:br/>
         <w:t>%dba          ALL=(postgres) PG_TOOLS</w:t>
         <w:br/>
         <w:t>%dba          ALL=(root) PG_SVC</w:t>
         <w:br/>
         <w:br/>
-        <w:t># Auditors: read sudo log + inspect anyone's sudo rights. Journal access comes from the</w:t>
+        <w:t># Auditors: read the sudo log, list anyone's sudo rights. Logs via the systemd-journal group.</w:t>
         <w:br/>
-        <w:t># systemd-journal group, so no sudo is needed for logs. NOEXEC blocks shell escapes.</w:t>
-        <w:br/>
-        <w:t>%auditors     ALL=(root) NOPASSWD: NOEXEC: AUDIT, PKG_READ</w:t>
+        <w:t>%auditors     ALL=(root) NOPASSWD: NOEXEC: AUDIT</w:t>
       </w:r>
     </w:p>
     <w:p>
@@ -2824,7 +2642,7 @@
         <w:br/>
         <w:t># Task 3: file permissions + sudoers for every group.</w:t>
         <w:br/>
-        <w:t># Run as root on BOTH VMs:  sudo ./20_permissions.sh</w:t>
+        <w:t># Run as root on BOTH VMs:  sudo linux/20_permissions.sh</w:t>
         <w:br/>
         <w:t>set -euo pipefail</w:t>
         <w:br/>
@@ -2837,23 +2655,15 @@
         <w:br/>
         <w:t>#  path                 owner:group          mode  why</w:t>
         <w:br/>
-        <w:t>#  /opt/dressing        root:dressing        0750  code: service can read/execute, not modify itself</w:t>
+        <w:t>#  /opt/dressing        root:dressing        0750  code: service can read/run it, not modify it</w:t>
         <w:br/>
         <w:t>#  /etc/dressing        root:dressing        0750  config + secrets</w:t>
         <w:br/>
         <w:t>#  /var/lib/dressing    dressing:dressing    0750  the only place the service may write</w:t>
         <w:br/>
-        <w:t>#  /srv/releases        root:devops          2775  devops drop release archives; setgid keeps group</w:t>
-        <w:br/>
-        <w:t>#  /var/log/dressing    dressing:auditors    2750  app logs; auditors read, never write</w:t>
-        <w:br/>
         <w:t>install -d -m 0750 -o root     -g dressing /opt/dressing /etc/dressing</w:t>
         <w:br/>
         <w:t>install -d -m 0750 -o dressing -g dressing /var/lib/dressing</w:t>
-        <w:br/>
-        <w:t>install -d -m 2775 -o root     -g devops   /srv/releases</w:t>
-        <w:br/>
-        <w:t>install -d -m 2750 -o dressing -g auditors /var/log/dressing</w:t>
         <w:br/>
         <w:br/>
         <w:t># Secrets file: root writes it, the service reads it, nobody else sees it.</w:t>
@@ -2863,20 +2673,6 @@
         <w:t>chown root:dressing /etc/dressing/dressing.env</w:t>
         <w:br/>
         <w:t>chmod 0640 /etc/dressing/dressing.env</w:t>
-        <w:br/>
-        <w:br/>
-        <w:t># Deploy helper: the only privileged entry point for devops/automation_bot.</w:t>
-        <w:br/>
-        <w:t>install -m 0755 -o root -g root "$HERE/dressing-deploy" /usr/local/bin/dressing-deploy</w:t>
-        <w:br/>
-        <w:br/>
-        <w:t># PostgreSQL backups (exists only on the DB VM).</w:t>
-        <w:br/>
-        <w:t>if id postgres &amp;&gt;/dev/null; then</w:t>
-        <w:br/>
-        <w:t xml:space="preserve">    install -d -m 2750 -o postgres -g dba /var/backups/postgresql</w:t>
-        <w:br/>
-        <w:t>fi</w:t>
         <w:br/>
         <w:br/>
         <w:t># --- sudoers: never edit /etc/sudoers itself, drop a file in sudoers.d ------------------</w:t>
@@ -2894,7 +2690,7 @@
         <w:t>touch /var/log/sudo.log &amp;&amp; chmod 0600 /var/log/sudo.log</w:t>
         <w:br/>
         <w:br/>
-        <w:t>echo "== directories"; ls -ld /opt/dressing /etc/dressing /etc/dressing/dressing.env /var/lib/dressing /srv/releases /var/log/dressing</w:t>
+        <w:t>echo "== directories"; ls -ld /opt/dressing /etc/dressing /etc/dressing/dressing.env /var/lib/dressing</w:t>
         <w:br/>
         <w:t>echo "== effective sudo rules";  for u in sysadmin1 devops1 developer1 dba1 auditor1 automation_bot; do echo "--- $u"; sudo -l -U "$u" | sed -n '/may run/,$p'; done</w:t>
       </w:r>
@@ -3314,8 +3110,6 @@
         <w:br/>
         <w:t>Description=Dressing backend API</w:t>
         <w:br/>
-        <w:t>Documentation=https://github.com/&lt;you&gt;/dressing-infra</w:t>
-        <w:br/>
         <w:t>Wants=network-online.target</w:t>
         <w:br/>
         <w:t>After=network-online.target</w:t>
@@ -3331,16 +3125,16 @@
         <w:br/>
         <w:t>EnvironmentFile=/etc/dressing/dressing.env</w:t>
         <w:br/>
-        <w:t>WorkingDirectory=/opt/dressing/current</w:t>
+        <w:t>WorkingDirectory=/opt/dressing</w:t>
         <w:br/>
-        <w:t>ExecStart=/usr/bin/python3 /opt/dressing/current/dressing_api.py</w:t>
+        <w:t>ExecStart=/usr/bin/python3 /opt/dressing/dressing_api.py</w:t>
         <w:br/>
         <w:t>Restart=on-failure</w:t>
         <w:br/>
         <w:t>RestartSec=3</w:t>
         <w:br/>
         <w:br/>
-        <w:t># Sandboxing: the service can write only its own state dir and log dir.</w:t>
+        <w:t># Sandboxing: the service can write only its own state directory.</w:t>
         <w:br/>
         <w:t>NoNewPrivileges=yes</w:t>
         <w:br/>
@@ -3350,21 +3144,7 @@
         <w:br/>
         <w:t>PrivateTmp=yes</w:t>
         <w:br/>
-        <w:t>PrivateDevices=yes</w:t>
-        <w:br/>
-        <w:t>ProtectKernelTunables=yes</w:t>
-        <w:br/>
-        <w:t>ProtectKernelModules=yes</w:t>
-        <w:br/>
-        <w:t>ProtectControlGroups=yes</w:t>
-        <w:br/>
-        <w:t>RestrictAddressFamilies=AF_INET AF_INET6 AF_UNIX</w:t>
-        <w:br/>
-        <w:t>ReadWritePaths=/var/lib/dressing /var/log/dressing</w:t>
-        <w:br/>
-        <w:t>CapabilityBoundingSet=</w:t>
-        <w:br/>
-        <w:t>MemoryMax=256M</w:t>
+        <w:t>ReadWritePaths=/var/lib/dressing</w:t>
         <w:br/>
         <w:br/>
         <w:t>[Install]</w:t>
@@ -3417,7 +3197,7 @@
           <w:b w:val="0"/>
           <w:i w:val="0"/>
         </w:rPr>
-        <w:t>The schema (db/schema.sql) already covers the planned features:</w:t>
+        <w:t>The schema (db/schema.sql) starts with users and their designs. Planned next:</w:t>
       </w:r>
     </w:p>
     <w:p>
@@ -3425,7 +3205,7 @@
         <w:pStyle w:val="ListBullet"/>
       </w:pPr>
       <w:r>
-        <w:t>Community tab: users, follows, designs with visibility private/friends/public, and a feed index on (visibility, created_at).</w:t>
+        <w:t>Community tab: following friends and a feed of public designs.</w:t>
       </w:r>
     </w:p>
     <w:p>
@@ -3433,7 +3213,7 @@
         <w:pStyle w:val="ListBullet"/>
       </w:pPr>
       <w:r>
-        <w:t>Gifts as collectibles: a design can be issued as a numbered edition; each item has one owner, and gift_transfers keeps the history of every hand-over.</w:t>
+        <w:t>Gifts as collectible items that move between users, recorded as transactions.</w:t>
       </w:r>
     </w:p>
     <w:p>
@@ -3441,7 +3221,7 @@
         <w:pStyle w:val="ListBullet"/>
       </w:pPr>
       <w:r>
-        <w:t>AR wardrobe: each design stores a model_key pointing to a USDZ file in object storage. The phone downloads it and fits it to the body with ARKit body tracking. Turning a 2D design into a 3D garment is a background job, which is where a worker VM or Cloud Run job would be added.</w:t>
+        <w:t>AR wardrobe: 3D versions of designs stored in Cloud Storage and fitted to the body on the phone. Generating the 3D models is the first job that would justify a third machine.</w:t>
       </w:r>
     </w:p>
     <w:p>

--- a/report/SIS2_report.docx
+++ b/report/SIS2_report.docx
@@ -1187,7 +1187,7 @@
                 <w:rFonts w:ascii="Times New Roman" w:hAnsi="Times New Roman"/>
                 <w:sz w:val="22"/>
               </w:rPr>
-              <w:t>systemctl start|stop|restart|status dressing-api; systemctl reload nginx; nginx -t</w:t>
+              <w:t>systemctl start|stop|restart|status dressing-api</w:t>
             </w:r>
           </w:p>
         </w:tc>
@@ -1289,7 +1289,7 @@
                 <w:rFonts w:ascii="Times New Roman" w:hAnsi="Times New Roman"/>
                 <w:sz w:val="22"/>
               </w:rPr>
-              <w:t>DB role dba1 (schema owner, peer auth)</w:t>
+              <w:t>Own home</w:t>
             </w:r>
           </w:p>
         </w:tc>
@@ -1303,7 +1303,7 @@
                 <w:rFonts w:ascii="Times New Roman" w:hAnsi="Times New Roman"/>
                 <w:sz w:val="22"/>
               </w:rPr>
-              <w:t>psql, pg_dump as user postgres; restart/status postgresql</w:t>
+              <w:t>psql as user postgres; systemctl restart|status postgresql</w:t>
             </w:r>
           </w:p>
         </w:tc>
@@ -1361,7 +1361,7 @@
                 <w:rFonts w:ascii="Times New Roman" w:hAnsi="Times New Roman"/>
                 <w:sz w:val="22"/>
               </w:rPr>
-              <w:t>NOPASSWD, NOEXEC: cat /var/log/sudo.log, sudo -l -U &lt;user&gt;</w:t>
+              <w:t>None: reading logs needs no sudo</w:t>
             </w:r>
           </w:p>
         </w:tc>
@@ -1463,7 +1463,7 @@
                 <w:rFonts w:ascii="Times New Roman" w:hAnsi="Times New Roman"/>
                 <w:sz w:val="22"/>
               </w:rPr>
-              <w:t>Read /opt/dressing, /etc/dressing; write only /var/lib/dressing</w:t>
+              <w:t>Read /opt/dressing and /etc/dressing; cannot log in</w:t>
             </w:r>
           </w:p>
         </w:tc>
@@ -1477,7 +1477,7 @@
                 <w:rFonts w:ascii="Times New Roman" w:hAnsi="Times New Roman"/>
                 <w:sz w:val="22"/>
               </w:rPr>
-              <w:t>None; also blocked by systemd sandboxing (NoNewPrivileges, ProtectSystem=strict)</w:t>
+              <w:t>None; systemd also blocks it from gaining rights (NoNewPrivileges) or writing system files (ProtectSystem)</w:t>
             </w:r>
           </w:p>
         </w:tc>
@@ -1783,95 +1783,7 @@
                 <w:rFonts w:ascii="Times New Roman" w:hAnsi="Times New Roman"/>
                 <w:sz w:val="22"/>
               </w:rPr>
-              <w:t>Owns database dressing and schema app; runs migrations (DDL)</w:t>
-            </w:r>
-          </w:p>
-        </w:tc>
-      </w:tr>
-      <w:tr>
-        <w:tc>
-          <w:tcPr>
-            <w:tcW w:type="dxa" w:w="2880"/>
-          </w:tcPr>
-          <w:p>
-            <w:r>
-              <w:rPr>
-                <w:rFonts w:ascii="Times New Roman" w:hAnsi="Times New Roman"/>
-                <w:sz w:val="22"/>
-              </w:rPr>
-              <w:t>dressing_readwrite</w:t>
-            </w:r>
-          </w:p>
-        </w:tc>
-        <w:tc>
-          <w:tcPr>
-            <w:tcW w:type="dxa" w:w="2880"/>
-          </w:tcPr>
-          <w:p>
-            <w:r>
-              <w:rPr>
-                <w:rFonts w:ascii="Times New Roman" w:hAnsi="Times New Roman"/>
-                <w:sz w:val="22"/>
-              </w:rPr>
-              <w:t>no</w:t>
-            </w:r>
-          </w:p>
-        </w:tc>
-        <w:tc>
-          <w:tcPr>
-            <w:tcW w:type="dxa" w:w="2880"/>
-          </w:tcPr>
-          <w:p>
-            <w:r>
-              <w:rPr>
-                <w:rFonts w:ascii="Times New Roman" w:hAnsi="Times New Roman"/>
-                <w:sz w:val="22"/>
-              </w:rPr>
-              <w:t>SELECT, INSERT, UPDATE, DELETE on app tables; sequences</w:t>
-            </w:r>
-          </w:p>
-        </w:tc>
-      </w:tr>
-      <w:tr>
-        <w:tc>
-          <w:tcPr>
-            <w:tcW w:type="dxa" w:w="2880"/>
-          </w:tcPr>
-          <w:p>
-            <w:r>
-              <w:rPr>
-                <w:rFonts w:ascii="Times New Roman" w:hAnsi="Times New Roman"/>
-                <w:sz w:val="22"/>
-              </w:rPr>
-              <w:t>dressing_readonly</w:t>
-            </w:r>
-          </w:p>
-        </w:tc>
-        <w:tc>
-          <w:tcPr>
-            <w:tcW w:type="dxa" w:w="2880"/>
-          </w:tcPr>
-          <w:p>
-            <w:r>
-              <w:rPr>
-                <w:rFonts w:ascii="Times New Roman" w:hAnsi="Times New Roman"/>
-                <w:sz w:val="22"/>
-              </w:rPr>
-              <w:t>no</w:t>
-            </w:r>
-          </w:p>
-        </w:tc>
-        <w:tc>
-          <w:tcPr>
-            <w:tcW w:type="dxa" w:w="2880"/>
-          </w:tcPr>
-          <w:p>
-            <w:r>
-              <w:rPr>
-                <w:rFonts w:ascii="Times New Roman" w:hAnsi="Times New Roman"/>
-                <w:sz w:val="22"/>
-              </w:rPr>
-              <w:t>SELECT on app tables (analytics, auditors)</w:t>
+              <w:t>Owns database dressing, schema app and its tables</w:t>
             </w:r>
           </w:p>
         </w:tc>
@@ -1901,7 +1813,7 @@
                 <w:rFonts w:ascii="Times New Roman" w:hAnsi="Times New Roman"/>
                 <w:sz w:val="22"/>
               </w:rPr>
-              <w:t>yes, SCRAM password, max 20 connections</w:t>
+              <w:t>yes, SCRAM password</w:t>
             </w:r>
           </w:p>
         </w:tc>
@@ -1915,51 +1827,7 @@
                 <w:rFonts w:ascii="Times New Roman" w:hAnsi="Times New Roman"/>
                 <w:sz w:val="22"/>
               </w:rPr>
-              <w:t>Member of dressing_readwrite; only from 10.10.0.10 over TLS</w:t>
-            </w:r>
-          </w:p>
-        </w:tc>
-      </w:tr>
-      <w:tr>
-        <w:tc>
-          <w:tcPr>
-            <w:tcW w:type="dxa" w:w="2880"/>
-          </w:tcPr>
-          <w:p>
-            <w:r>
-              <w:rPr>
-                <w:rFonts w:ascii="Times New Roman" w:hAnsi="Times New Roman"/>
-                <w:sz w:val="22"/>
-              </w:rPr>
-              <w:t>dba1</w:t>
-            </w:r>
-          </w:p>
-        </w:tc>
-        <w:tc>
-          <w:tcPr>
-            <w:tcW w:type="dxa" w:w="2880"/>
-          </w:tcPr>
-          <w:p>
-            <w:r>
-              <w:rPr>
-                <w:rFonts w:ascii="Times New Roman" w:hAnsi="Times New Roman"/>
-                <w:sz w:val="22"/>
-              </w:rPr>
-              <w:t>yes, peer (OS user dba1 only)</w:t>
-            </w:r>
-          </w:p>
-        </w:tc>
-        <w:tc>
-          <w:tcPr>
-            <w:tcW w:type="dxa" w:w="2880"/>
-          </w:tcPr>
-          <w:p>
-            <w:r>
-              <w:rPr>
-                <w:rFonts w:ascii="Times New Roman" w:hAnsi="Times New Roman"/>
-                <w:sz w:val="22"/>
-              </w:rPr>
-              <w:t>Member of dressing_owner</w:t>
+              <w:t>SELECT, INSERT, UPDATE, DELETE on rows; cannot create or drop tables; only from 10.10.0.10 over TLS</w:t>
             </w:r>
           </w:p>
         </w:tc>
@@ -2003,7 +1871,7 @@
                 <w:rFonts w:ascii="Times New Roman" w:hAnsi="Times New Roman"/>
                 <w:sz w:val="22"/>
               </w:rPr>
-              <w:t>Superuser</w:t>
+              <w:t>Superuser (DBAs reach it via sudo -u postgres psql)</w:t>
             </w:r>
           </w:p>
         </w:tc>
@@ -2379,64 +2247,6 @@
                 <w:rFonts w:ascii="Times New Roman" w:hAnsi="Times New Roman"/>
                 <w:sz w:val="22"/>
               </w:rPr>
-              <w:t>/var/lib/dressing</w:t>
-            </w:r>
-          </w:p>
-        </w:tc>
-        <w:tc>
-          <w:tcPr>
-            <w:tcW w:type="dxa" w:w="2160"/>
-          </w:tcPr>
-          <w:p>
-            <w:r>
-              <w:rPr>
-                <w:rFonts w:ascii="Times New Roman" w:hAnsi="Times New Roman"/>
-                <w:sz w:val="22"/>
-              </w:rPr>
-              <w:t>dressing:dressing</w:t>
-            </w:r>
-          </w:p>
-        </w:tc>
-        <w:tc>
-          <w:tcPr>
-            <w:tcW w:type="dxa" w:w="2160"/>
-          </w:tcPr>
-          <w:p>
-            <w:r>
-              <w:rPr>
-                <w:rFonts w:ascii="Times New Roman" w:hAnsi="Times New Roman"/>
-                <w:sz w:val="22"/>
-              </w:rPr>
-              <w:t>0750</w:t>
-            </w:r>
-          </w:p>
-        </w:tc>
-        <w:tc>
-          <w:tcPr>
-            <w:tcW w:type="dxa" w:w="2160"/>
-          </w:tcPr>
-          <w:p>
-            <w:r>
-              <w:rPr>
-                <w:rFonts w:ascii="Times New Roman" w:hAnsi="Times New Roman"/>
-                <w:sz w:val="22"/>
-              </w:rPr>
-              <w:t>The only directory the service may write</w:t>
-            </w:r>
-          </w:p>
-        </w:tc>
-      </w:tr>
-      <w:tr>
-        <w:tc>
-          <w:tcPr>
-            <w:tcW w:type="dxa" w:w="2160"/>
-          </w:tcPr>
-          <w:p>
-            <w:r>
-              <w:rPr>
-                <w:rFonts w:ascii="Times New Roman" w:hAnsi="Times New Roman"/>
-                <w:sz w:val="22"/>
-              </w:rPr>
               <w:t>/etc/sudoers.d/10-dressing</w:t>
             </w:r>
           </w:p>
@@ -2537,7 +2347,7 @@
                 <w:rFonts w:ascii="Times New Roman" w:hAnsi="Times New Roman"/>
                 <w:sz w:val="22"/>
               </w:rPr>
-              <w:t>Every sudo call; readable by auditors only through sudo</w:t>
+              <w:t>Every sudo call is recorded here</w:t>
             </w:r>
           </w:p>
         </w:tc>
@@ -2559,77 +2369,42 @@
           <w:rFonts w:ascii="Courier New" w:hAnsi="Courier New"/>
           <w:sz w:val="20"/>
         </w:rPr>
-        <w:t># /etc/sudoers.d/10-dressing  -- installed by 20_permissions.sh, always validated with visudo -c</w:t>
-        <w:br/>
-        <w:t># Least privilege: each group gets exactly the commands its job needs.</w:t>
+        <w:t># /etc/sudoers.d/10-dressing -- installed by 20_permissions.sh after a visudo check</w:t>
         <w:br/>
         <w:br/>
         <w:t>Defaults    env_reset</w:t>
-        <w:br/>
-        <w:t>Defaults    !visiblepw</w:t>
-        <w:br/>
-        <w:t>Defaults    use_pty</w:t>
         <w:br/>
         <w:t>Defaults    secure_path="/usr/local/sbin:/usr/local/bin:/usr/sbin:/usr/bin:/sbin:/bin"</w:t>
         <w:br/>
         <w:t>Defaults    logfile="/var/log/sudo.log"</w:t>
         <w:br/>
-        <w:t>Defaults    timestamp_timeout=5</w:t>
+        <w:br/>
+        <w:t>Cmnd_Alias  APP_SVC  = /usr/bin/systemctl start dressing-api, \</w:t>
+        <w:br/>
+        <w:t xml:space="preserve">                       /usr/bin/systemctl stop dressing-api, \</w:t>
+        <w:br/>
+        <w:t xml:space="preserve">                       /usr/bin/systemctl restart dressing-api, \</w:t>
+        <w:br/>
+        <w:t xml:space="preserve">                       /usr/bin/systemctl status dressing-api</w:t>
+        <w:br/>
+        <w:t>Cmnd_Alias  PG_SVC   = /usr/bin/systemctl restart postgresql, \</w:t>
+        <w:br/>
+        <w:t xml:space="preserve">                       /usr/bin/systemctl status postgresql</w:t>
         <w:br/>
         <w:br/>
-        <w:t># ---- command aliases ----------------------------------------------------------------</w:t>
+        <w:t>%sysadmins      ALL=(ALL:ALL) ALL                       # everything, with own password</w:t>
         <w:br/>
-        <w:t>Cmnd_Alias  APP_SVC   = /usr/bin/systemctl start dressing-api, \</w:t>
+        <w:t>%devops         ALL=(root) APP_SVC                      # operate the app</w:t>
         <w:br/>
-        <w:t xml:space="preserve">                        /usr/bin/systemctl stop dressing-api, \</w:t>
+        <w:t>automation_bot  ALL=(root) NOPASSWD: APP_SVC            # same, no password (key-only bot)</w:t>
         <w:br/>
-        <w:t xml:space="preserve">                        /usr/bin/systemctl restart dressing-api, \</w:t>
+        <w:t>%developers     ALL=(root) /usr/bin/systemctl status dressing-api   # look only</w:t>
         <w:br/>
-        <w:t xml:space="preserve">                        /usr/bin/systemctl status dressing-api</w:t>
+        <w:t>%dba            ALL=(postgres) /usr/bin/psql            # database shell as postgres</w:t>
         <w:br/>
-        <w:t>Cmnd_Alias  WEB_SVC   = /usr/bin/systemctl reload nginx, /usr/sbin/nginx -t</w:t>
+        <w:t>%dba            ALL=(root) PG_SVC                       # restart the database</w:t>
         <w:br/>
-        <w:t>Cmnd_Alias  PG_SVC    = /usr/bin/systemctl restart postgresql, \</w:t>
-        <w:br/>
-        <w:t xml:space="preserve">                        /usr/bin/systemctl status postgresql</w:t>
-        <w:br/>
-        <w:t>Cmnd_Alias  PG_TOOLS  = /usr/bin/psql, /usr/bin/pg_dump</w:t>
-        <w:br/>
-        <w:t>Cmnd_Alias  AUDIT     = /usr/bin/cat /var/log/sudo.log, /usr/bin/sudo -l -U *</w:t>
-        <w:br/>
-        <w:br/>
-        <w:t># ---- rules ---------------------------------------------------------------------------</w:t>
-        <w:br/>
-        <w:t># Administrators: everything, with their own password.</w:t>
-        <w:br/>
-        <w:t>%sysadmins    ALL=(ALL:ALL) ALL</w:t>
-        <w:br/>
-        <w:br/>
-        <w:t># DevOps: operate the app and the web server, no root shell.</w:t>
-        <w:br/>
-        <w:t>%devops       ALL=(root) APP_SVC, WEB_SVC</w:t>
-        <w:br/>
-        <w:br/>
-        <w:t># Automation bot: control the app, no password (it has none; SSH key only).</w:t>
-        <w:br/>
-        <w:t>automation_bot ALL=(root) NOPASSWD: APP_SVC</w:t>
-        <w:br/>
-        <w:br/>
-        <w:t># Developers: may only look at the service.</w:t>
-        <w:br/>
-        <w:t>%developers   ALL=(root) /usr/bin/systemctl status dressing-api</w:t>
-        <w:br/>
-        <w:br/>
-        <w:t># DBA: database tools as the postgres user, service control as root.</w:t>
-        <w:br/>
-        <w:t>%dba          ALL=(postgres) PG_TOOLS</w:t>
-        <w:br/>
-        <w:t>%dba          ALL=(root) PG_SVC</w:t>
-        <w:br/>
-        <w:br/>
-        <w:t># Auditors: read the sudo log, list anyone's sudo rights. Logs via the systemd-journal group.</w:t>
-        <w:br/>
-        <w:t>%auditors     ALL=(root) NOPASSWD: NOEXEC: AUDIT</w:t>
+        <w:t># auditors: no sudo at all; they read logs through the systemd-journal and adm groups</w:t>
       </w:r>
     </w:p>
     <w:p>
@@ -2640,9 +2415,7 @@
         </w:rPr>
         <w:t>#!/usr/bin/env bash</w:t>
         <w:br/>
-        <w:t># Task 3: file permissions + sudoers for every group.</w:t>
-        <w:br/>
-        <w:t># Run as root on BOTH VMs:  sudo linux/20_permissions.sh</w:t>
+        <w:t># Task 3: file permissions + sudoers. Run as root on BOTH VMs: sudo linux/20_permissions.sh</w:t>
         <w:br/>
         <w:t>set -euo pipefail</w:t>
         <w:br/>
@@ -2651,48 +2424,27 @@
         <w:t>HERE="$(cd "$(dirname "$0")" &amp;&amp; pwd)"</w:t>
         <w:br/>
         <w:br/>
-        <w:t># --- directories ------------------------------------------------------------------</w:t>
+        <w:t># Code and config: root owns them, the dressing service can only read them.</w:t>
         <w:br/>
-        <w:t>#  path                 owner:group          mode  why</w:t>
-        <w:br/>
-        <w:t>#  /opt/dressing        root:dressing        0750  code: service can read/run it, not modify it</w:t>
-        <w:br/>
-        <w:t>#  /etc/dressing        root:dressing        0750  config + secrets</w:t>
-        <w:br/>
-        <w:t>#  /var/lib/dressing    dressing:dressing    0750  the only place the service may write</w:t>
-        <w:br/>
-        <w:t>install -d -m 0750 -o root     -g dressing /opt/dressing /etc/dressing</w:t>
-        <w:br/>
-        <w:t>install -d -m 0750 -o dressing -g dressing /var/lib/dressing</w:t>
-        <w:br/>
-        <w:br/>
-        <w:t># Secrets file: root writes it, the service reads it, nobody else sees it.</w:t>
+        <w:t>install -d -m 0750 -o root -g dressing /opt/dressing /etc/dressing</w:t>
         <w:br/>
         <w:t>touch /etc/dressing/dressing.env</w:t>
         <w:br/>
         <w:t>chown root:dressing /etc/dressing/dressing.env</w:t>
         <w:br/>
-        <w:t>chmod 0640 /etc/dressing/dressing.env</w:t>
+        <w:t>chmod 0640 /etc/dressing/dressing.env          # database password: root writes, service reads</w:t>
         <w:br/>
         <w:br/>
-        <w:t># --- sudoers: never edit /etc/sudoers itself, drop a file in sudoers.d ------------------</w:t>
+        <w:t># Sudo rules: check with visudo first, then install into sudoers.d (never edit /etc/sudoers).</w:t>
         <w:br/>
-        <w:t>tmp="$(mktemp)"</w:t>
+        <w:t>visudo -cf "$HERE/sudoers.d/10-dressing"</w:t>
         <w:br/>
-        <w:t>cp "$HERE/sudoers.d/10-dressing" "$tmp"</w:t>
-        <w:br/>
-        <w:t>visudo -cf "$tmp"                                  # refuse to install a broken policy</w:t>
-        <w:br/>
-        <w:t>install -m 0440 -o root -g root "$tmp" /etc/sudoers.d/10-dressing</w:t>
-        <w:br/>
-        <w:t>rm -f "$tmp"</w:t>
-        <w:br/>
-        <w:t>touch /var/log/sudo.log &amp;&amp; chmod 0600 /var/log/sudo.log</w:t>
+        <w:t>install -m 0440 -o root -g root "$HERE/sudoers.d/10-dressing" /etc/sudoers.d/10-dressing</w:t>
         <w:br/>
         <w:br/>
-        <w:t>echo "== directories"; ls -ld /opt/dressing /etc/dressing /etc/dressing/dressing.env /var/lib/dressing</w:t>
+        <w:t>ls -ld /opt/dressing /etc/dressing /etc/dressing/dressing.env</w:t>
         <w:br/>
-        <w:t>echo "== effective sudo rules";  for u in sysadmin1 devops1 developer1 dba1 auditor1 automation_bot; do echo "--- $u"; sudo -l -U "$u" | sed -n '/may run/,$p'; done</w:t>
+        <w:t>for u in sysadmin1 devops1 developer1 dba1 auditor1 automation_bot; do echo "--- $u"; sudo -l -U "$u" | sed -n '/may run/,$p'; done</w:t>
       </w:r>
     </w:p>
     <w:p>
@@ -2790,19 +2542,9 @@
         <w:br/>
         <w:t>PasswordAuthentication no</w:t>
         <w:br/>
-        <w:t>KbdInteractiveAuthentication no</w:t>
-        <w:br/>
         <w:t>PubkeyAuthentication yes</w:t>
         <w:br/>
-        <w:t>MaxAuthTries 3</w:t>
-        <w:br/>
-        <w:t>LoginGraceTime 30</w:t>
-        <w:br/>
-        <w:t>X11Forwarding no</w:t>
-        <w:br/>
-        <w:t># Only these groups may log in at all; service accounts (dressing, postgres) never can.</w:t>
-        <w:br/>
-        <w:t># google-sudoers keeps the GCP console "SSH" button working for the project admin.</w:t>
+        <w:t># Only these groups may log in; service accounts never can. google-sudoers keeps the console SSH button working.</w:t>
         <w:br/>
         <w:t>AllowGroups sysadmins devops developers dba auditors automation google-sudoers</w:t>
         <w:br/>
@@ -2813,7 +2555,7 @@
         <w:br/>
         <w:t>systemctl reload ssh</w:t>
         <w:br/>
-        <w:t>sshd -T | grep -Ei '^(permitrootlogin|passwordauthentication|allowgroups|maxauthtries)'</w:t>
+        <w:t>sshd -T | grep -Ei '^(permitrootlogin|passwordauthentication|allowgroups)'</w:t>
       </w:r>
     </w:p>
     <w:p>
@@ -2873,7 +2615,7 @@
           <w:b w:val="0"/>
           <w:i w:val="0"/>
         </w:rPr>
-        <w:t>PostgreSQL 17 from Debian. Our settings go into conf.d so package upgrades do not conflict with them. listen_addresses includes only localhost and the private IP. Passwords use SCRAM-SHA-256, connections use TLS, and memory is sized for a 1 GB VM.</w:t>
+        <w:t>PostgreSQL 17 from Debian. Our settings go into conf.d so package upgrades do not conflict with them. listen_addresses includes only localhost and the private IP. Passwords use SCRAM-SHA-256 and connections use TLS.</w:t>
       </w:r>
     </w:p>
     <w:p>
@@ -2884,58 +2626,15 @@
         </w:rPr>
         <w:t># /etc/postgresql/&lt;ver&gt;/main/conf.d/10-dressing.conf</w:t>
         <w:br/>
-        <w:t># Tuned for an e2-micro (2 shared vCPU, 1 GB RAM) that runs nothing but PostgreSQL.</w:t>
+        <w:t>listen_addresses = 'localhost'        # 40_postgres.sh adds the private IP</w:t>
         <w:br/>
+        <w:t>password_encryption = scram-sha-256   # modern password hashing</w:t>
         <w:br/>
-        <w:t># --- connections ------------------------------------------------------------------</w:t>
+        <w:t>ssl = on                              # encrypted connections</w:t>
         <w:br/>
-        <w:t>listen_addresses = 'localhost'      # replaced by 40_postgres.sh with 'localhost,&lt;private IP&gt;'</w:t>
+        <w:t>max_connections = 40                  # small VM, 1 GB RAM</w:t>
         <w:br/>
-        <w:t>port = 5432</w:t>
-        <w:br/>
-        <w:t>max_connections = 40                # the API uses a small pool; each connection costs RAM</w:t>
-        <w:br/>
-        <w:br/>
-        <w:t># --- security ---------------------------------------------------------------------</w:t>
-        <w:br/>
-        <w:t>password_encryption = scram-sha-256</w:t>
-        <w:br/>
-        <w:t>ssl = on                            # Debian generates a snakeoil cert; replace with a real one later</w:t>
-        <w:br/>
-        <w:t>ssl_min_protocol_version = 'TLSv1.2'</w:t>
-        <w:br/>
-        <w:br/>
-        <w:t># --- memory (≈ 1 GB machine) ----------------------------------------------------------</w:t>
-        <w:br/>
-        <w:t>shared_buffers = 128MB              # ~1/8 of RAM on a tiny box</w:t>
-        <w:br/>
-        <w:t>effective_cache_size = 512MB        # planner hint: what the OS page cache can hold</w:t>
-        <w:br/>
-        <w:t>work_mem = 4MB                      # per sort/hash, per query node</w:t>
-        <w:br/>
-        <w:t>maintenance_work_mem = 64MB</w:t>
-        <w:br/>
-        <w:br/>
-        <w:t># --- durability / WAL ---------------------------------------------------------------</w:t>
-        <w:br/>
-        <w:t>wal_level = replica                 # allows a streaming replica or PITR later</w:t>
-        <w:br/>
-        <w:t>max_wal_size = 1GB</w:t>
-        <w:br/>
-        <w:t>checkpoint_completion_target = 0.9</w:t>
-        <w:br/>
-        <w:br/>
-        <w:t># --- logging (read by auditors via journald / log files) -----------------------------</w:t>
-        <w:br/>
-        <w:t>log_connections = on</w:t>
-        <w:br/>
-        <w:t>log_disconnections = on</w:t>
-        <w:br/>
-        <w:t>log_min_duration_statement = 500    # log queries slower than 0.5 s</w:t>
-        <w:br/>
-        <w:t>log_line_prefix = '%m [%p] %u@%d from %h '</w:t>
-        <w:br/>
-        <w:t>log_statement = 'ddl'               # every schema change is recorded</w:t>
+        <w:t>log_connections = on                  # who connected, from where</w:t>
       </w:r>
     </w:p>
     <w:p>
@@ -2953,36 +2652,15 @@
           <w:rFonts w:ascii="Courier New" w:hAnsi="Courier New"/>
           <w:sz w:val="20"/>
         </w:rPr>
-        <w:t># /etc/postgresql/&lt;ver&gt;/main/pg_hba.conf  -- first matching line wins, everything else is rejected</w:t>
+        <w:t># /etc/postgresql/&lt;ver&gt;/main/pg_hba.conf -- first matching line wins</w:t>
         <w:br/>
-        <w:t># TYPE    DATABASE   USER            ADDRESS          METHOD</w:t>
+        <w:t># TYPE    DATABASE   USER           ADDRESS       METHOD</w:t>
         <w:br/>
+        <w:t>local     all        postgres                     peer            # OS user postgres only</w:t>
         <w:br/>
-        <w:t># OS user 'postgres' (via `sudo -u postgres psql`) as DB superuser, local socket only.</w:t>
+        <w:t>hostssl   dressing   dressing_app   APP_IP/32     scram-sha-256   # the app VM, encrypted</w:t>
         <w:br/>
-        <w:t>local     all        postgres                         peer</w:t>
-        <w:br/>
-        <w:br/>
-        <w:t># DBA OS accounts map to their own DB role of the same name (dba1 -&gt; dba1).</w:t>
-        <w:br/>
-        <w:t>local     dressing   dba1                             peer</w:t>
-        <w:br/>
-        <w:br/>
-        <w:t># The backend, from the app VM only, encrypted, password hashed with SCRAM.</w:t>
-        <w:br/>
-        <w:t>hostssl   dressing   dressing_app    APP_IP/32        scram-sha-256</w:t>
-        <w:br/>
-        <w:br/>
-        <w:t># Local tests on the DB VM itself.</w:t>
-        <w:br/>
-        <w:t>host      dressing   dressing_app    127.0.0.1/32     scram-sha-256</w:t>
-        <w:br/>
-        <w:br/>
-        <w:t># Anything else: no.</w:t>
-        <w:br/>
-        <w:t>host      all        all             0.0.0.0/0        reject</w:t>
-        <w:br/>
-        <w:t>host      all        all             ::/0             reject</w:t>
+        <w:t>host      all        all            0.0.0.0/0     reject          # everyone else</w:t>
       </w:r>
     </w:p>
     <w:p>
@@ -2991,74 +2669,44 @@
           <w:rFonts w:ascii="Courier New" w:hAnsi="Courier New"/>
           <w:sz w:val="20"/>
         </w:rPr>
-        <w:t>-- Database roles (run as postgres; :app_pw passed by 40_postgres.sh).</w:t>
+        <w:t>-- Database roles (run as postgres; :app_pw is passed by 40_postgres.sh).</w:t>
         <w:br/>
-        <w:t>-- Same idea as Linux groups: NOLOGIN "group" roles hold privileges, LOGIN roles inherit them.</w:t>
+        <w:t>-- dressing_owner owns the data; dressing_app (the backend) may change rows, not tables.</w:t>
         <w:br/>
         <w:br/>
         <w:t>SELECT 'CREATE ROLE dressing_owner NOLOGIN'</w:t>
         <w:br/>
         <w:t>WHERE NOT EXISTS (SELECT FROM pg_roles WHERE rolname = 'dressing_owner') \gexec</w:t>
         <w:br/>
-        <w:t>SELECT 'CREATE ROLE dressing_readwrite NOLOGIN'</w:t>
-        <w:br/>
-        <w:t>WHERE NOT EXISTS (SELECT FROM pg_roles WHERE rolname = 'dressing_readwrite') \gexec</w:t>
-        <w:br/>
-        <w:t>SELECT 'CREATE ROLE dressing_readonly NOLOGIN'</w:t>
-        <w:br/>
-        <w:t>WHERE NOT EXISTS (SELECT FROM pg_roles WHERE rolname = 'dressing_readonly') \gexec</w:t>
-        <w:br/>
-        <w:br/>
-        <w:t>-- Login roles</w:t>
-        <w:br/>
-        <w:t>SELECT 'CREATE ROLE dressing_app LOGIN CONNECTION LIMIT 20 IN ROLE dressing_readwrite'</w:t>
+        <w:t>SELECT 'CREATE ROLE dressing_app LOGIN'</w:t>
         <w:br/>
         <w:t>WHERE NOT EXISTS (SELECT FROM pg_roles WHERE rolname = 'dressing_app') \gexec</w:t>
         <w:br/>
         <w:t>ALTER ROLE dressing_app PASSWORD :'app_pw';</w:t>
-        <w:br/>
-        <w:t>SELECT 'CREATE ROLE dba1 LOGIN IN ROLE dressing_owner'                -- peer auth, no password</w:t>
-        <w:br/>
-        <w:t>WHERE NOT EXISTS (SELECT FROM pg_roles WHERE rolname = 'dba1') \gexec</w:t>
         <w:br/>
         <w:br/>
         <w:t>SELECT 'CREATE DATABASE dressing OWNER dressing_owner'</w:t>
         <w:br/>
         <w:t>WHERE NOT EXISTS (SELECT FROM pg_database WHERE datname = 'dressing') \gexec</w:t>
         <w:br/>
-        <w:br/>
         <w:t>REVOKE ALL ON DATABASE dressing FROM PUBLIC;</w:t>
         <w:br/>
-        <w:t>REVOKE CONNECT ON DATABASE postgres FROM PUBLIC;   -- by default every role may connect here</w:t>
-        <w:br/>
-        <w:t>GRANT CONNECT ON DATABASE dressing TO dressing_readwrite, dressing_readonly, dressing_owner;</w:t>
+        <w:t>GRANT CONNECT ON DATABASE dressing TO dressing_app;</w:t>
         <w:br/>
         <w:br/>
         <w:t>\connect dressing</w:t>
         <w:br/>
-        <w:t>REVOKE ALL ON SCHEMA public FROM PUBLIC;</w:t>
-        <w:br/>
         <w:t>CREATE SCHEMA IF NOT EXISTS app AUTHORIZATION dressing_owner;</w:t>
         <w:br/>
-        <w:t>GRANT USAGE ON SCHEMA app TO dressing_readwrite, dressing_readonly;</w:t>
-        <w:br/>
-        <w:br/>
-        <w:t>-- Tables created later by dressing_owner (migrations) get these grants automatically.</w:t>
+        <w:t>GRANT USAGE ON SCHEMA app TO dressing_app;</w:t>
         <w:br/>
         <w:t>ALTER DEFAULT PRIVILEGES FOR ROLE dressing_owner IN SCHEMA app</w:t>
         <w:br/>
-        <w:t xml:space="preserve">    GRANT SELECT, INSERT, UPDATE, DELETE ON TABLES TO dressing_readwrite;</w:t>
+        <w:t xml:space="preserve">    GRANT SELECT, INSERT, UPDATE, DELETE ON TABLES TO dressing_app;</w:t>
         <w:br/>
         <w:t>ALTER DEFAULT PRIVILEGES FOR ROLE dressing_owner IN SCHEMA app</w:t>
         <w:br/>
-        <w:t xml:space="preserve">    GRANT USAGE, SELECT ON SEQUENCES TO dressing_readwrite;</w:t>
-        <w:br/>
-        <w:t>ALTER DEFAULT PRIVILEGES FOR ROLE dressing_owner IN SCHEMA app</w:t>
-        <w:br/>
-        <w:t xml:space="preserve">    GRANT SELECT ON TABLES TO dressing_readonly;</w:t>
-        <w:br/>
-        <w:br/>
-        <w:t>-- The app role never owns anything and cannot change the schema.</w:t>
+        <w:t xml:space="preserve">    GRANT USAGE ON SEQUENCES TO dressing_app;</w:t>
         <w:br/>
         <w:t>ALTER ROLE dressing_app SET search_path = app;</w:t>
       </w:r>
@@ -3095,7 +2743,7 @@
           <w:b w:val="0"/>
           <w:i w:val="0"/>
         </w:rPr>
-        <w:t>The service is a small Python API (app/dressing_api.py) that answers /health by running SELECT 1 on the database VM. It listens on 127.0.0.1:8080; nginx (www-data) is the only process exposed to the internet. The unit runs as the dressing user with systemd sandboxing and is enabled, so it starts at every boot.</w:t>
+        <w:t>The service is a small Python API (app/dressing_api.py) that answers /health by running SELECT 1 on the database VM. It listens on 127.0.0.1:8080; nginx (www-data) is the only process exposed to the internet. The unit runs as the dressing user with systemd protection (NoNewPrivileges, ProtectSystem) and is enabled, so it starts at every boot.</w:t>
       </w:r>
     </w:p>
     <w:p>
@@ -3110,41 +2758,24 @@
         <w:br/>
         <w:t>Description=Dressing backend API</w:t>
         <w:br/>
+        <w:t>After=network-online.target</w:t>
+        <w:br/>
         <w:t>Wants=network-online.target</w:t>
-        <w:br/>
-        <w:t>After=network-online.target</w:t>
         <w:br/>
         <w:br/>
         <w:t>[Service]</w:t>
         <w:br/>
-        <w:t>Type=simple</w:t>
-        <w:br/>
         <w:t>User=dressing</w:t>
         <w:br/>
-        <w:t>Group=dressing</w:t>
-        <w:br/>
         <w:t>EnvironmentFile=/etc/dressing/dressing.env</w:t>
-        <w:br/>
-        <w:t>WorkingDirectory=/opt/dressing</w:t>
         <w:br/>
         <w:t>ExecStart=/usr/bin/python3 /opt/dressing/dressing_api.py</w:t>
         <w:br/>
         <w:t>Restart=on-failure</w:t>
         <w:br/>
-        <w:t>RestartSec=3</w:t>
-        <w:br/>
-        <w:br/>
-        <w:t># Sandboxing: the service can write only its own state directory.</w:t>
-        <w:br/>
         <w:t>NoNewPrivileges=yes</w:t>
         <w:br/>
         <w:t>ProtectSystem=strict</w:t>
-        <w:br/>
-        <w:t>ProtectHome=yes</w:t>
-        <w:br/>
-        <w:t>PrivateTmp=yes</w:t>
-        <w:br/>
-        <w:t>ReadWritePaths=/var/lib/dressing</w:t>
         <w:br/>
         <w:br/>
         <w:t>[Install]</w:t>
@@ -3230,7 +2861,7 @@
           <w:b w:val="0"/>
           <w:i w:val="0"/>
         </w:rPr>
-        <w:t>Scaling path, without redesigning: Cloud Storage plus Cloud CDN for photos and models; a PostgreSQL streaming replica (wal_level = replica is already set) or a move to Cloud SQL; several app VMs behind a load balancer (the API is stateless); secrets moved from the env file to Secret Manager; OS Login so Linux accounts follow Google Cloud IAM automatically.</w:t>
+        <w:t>Scaling path, without redesigning: Cloud Storage plus Cloud CDN for photos and models; a PostgreSQL replica or a move to Cloud SQL; several app VMs behind a load balancer (the API is stateless); secrets moved from the env file to Secret Manager; OS Login so Linux accounts follow Google Cloud IAM automatically.</w:t>
       </w:r>
     </w:p>
     <w:p>

--- a/report/SIS2_report.docx
+++ b/report/SIS2_report.docx
@@ -1901,98 +1901,50 @@
           <w:rFonts w:ascii="Courier New" w:hAnsi="Courier New"/>
           <w:sz w:val="20"/>
         </w:rPr>
-        <w:t>#!/usr/bin/env bash</w:t>
+        <w:t>#!/bin/bash</w:t>
         <w:br/>
-        <w:t># Task 2: create every group from the role table and at least one user per role.</w:t>
+        <w:t># Task 2: groups and users</w:t>
         <w:br/>
-        <w:t># Run as root on BOTH VMs:  sudo ./10_users_groups.sh</w:t>
-        <w:br/>
-        <w:t># Idempotent: re-running skips what already exists.</w:t>
-        <w:br/>
-        <w:t>set -euo pipefail</w:t>
-        <w:br/>
-        <w:t>[[ $EUID -eq 0 ]] || { echo "run as root"; exit 1; }</w:t>
+        <w:t>set -e</w:t>
         <w:br/>
         <w:br/>
-        <w:t># --- human / automation groups ------------------------------------------------</w:t>
+        <w:t>groupadd -f sysadmins</w:t>
         <w:br/>
-        <w:t>GROUPS_HUMAN=(sysadmins devops developers dba auditors automation)</w:t>
+        <w:t>groupadd -f devops</w:t>
         <w:br/>
-        <w:t>for g in "${GROUPS_HUMAN[@]}"; do</w:t>
+        <w:t>groupadd -f developers</w:t>
         <w:br/>
-        <w:t xml:space="preserve">    getent group "$g" &gt;/dev/null || groupadd "$g"</w:t>
+        <w:t>groupadd -f dba</w:t>
         <w:br/>
-        <w:t>done</w:t>
+        <w:t>groupadd -f auditors</w:t>
+        <w:br/>
+        <w:t>groupadd -f automation</w:t>
         <w:br/>
         <w:br/>
-        <w:t># --- service accounts (no login, no password, no home in /home) ---------------</w:t>
+        <w:t>id sysadmin1      &amp;&gt;/dev/null || useradd -m -s /bin/bash -g sysadmins  -G adm                 sysadmin1</w:t>
         <w:br/>
-        <w:t># 'dressing' runs the backend API. 'postgres' and 'www-data' are created by the</w:t>
+        <w:t>id devops1        &amp;&gt;/dev/null || useradd -m -s /bin/bash -g devops     -G developers          devops1</w:t>
         <w:br/>
-        <w:t># postgresql and nginx packages themselves; we only document them in the role table.</w:t>
+        <w:t>id developer1     &amp;&gt;/dev/null || useradd -m -s /bin/bash -g developers                        developer1</w:t>
         <w:br/>
-        <w:t>if ! id dressing &amp;&gt;/dev/null; then</w:t>
+        <w:t>id dba1           &amp;&gt;/dev/null || useradd -m -s /bin/bash -g dba                               dba1</w:t>
         <w:br/>
-        <w:t xml:space="preserve">    useradd --system --user-group --home-dir /var/lib/dressing --create-home \</w:t>
+        <w:t>id auditor1       &amp;&gt;/dev/null || useradd -m -s /bin/bash -g auditors   -G systemd-journal,adm auditor1</w:t>
         <w:br/>
-        <w:t xml:space="preserve">            --shell /usr/sbin/nologin --comment "Dressing backend service" dressing</w:t>
-        <w:br/>
-        <w:t>fi</w:t>
+        <w:t>id automation_bot &amp;&gt;/dev/null || useradd -m -s /bin/bash -g automation -G devops              automation_bot</w:t>
         <w:br/>
         <w:br/>
-        <w:t># --- one human user per role ---------------------------------------------------</w:t>
+        <w:t># service account for the backend: cannot log in</w:t>
         <w:br/>
-        <w:t># name            primary  extra groups                 comment</w:t>
-        <w:br/>
-        <w:t>USERS=(</w:t>
-        <w:br/>
-        <w:t xml:space="preserve">  "sysadmin1      sysadmins  adm                          System administrator"</w:t>
-        <w:br/>
-        <w:t xml:space="preserve">  "devops1        devops     developers                   DevOps engineer (deploys)"</w:t>
-        <w:br/>
-        <w:t xml:space="preserve">  "developer1     developers ''                           Backend developer"</w:t>
-        <w:br/>
-        <w:t xml:space="preserve">  "dba1           dba        ''                           Database administrator"</w:t>
-        <w:br/>
-        <w:t xml:space="preserve">  "auditor1       auditors   systemd-journal,adm          Security auditor (read-only)"</w:t>
-        <w:br/>
-        <w:t xml:space="preserve">  "automation_bot automation devops                       CI/CD + Ansible, SSH key only"</w:t>
-        <w:br/>
-        <w:t>)</w:t>
-        <w:br/>
-        <w:t>for row in "${USERS[@]}"; do</w:t>
-        <w:br/>
-        <w:t xml:space="preserve">    read -r name primary extra comment &lt;&lt;&lt;"$row"</w:t>
-        <w:br/>
-        <w:t xml:space="preserve">    extra="${extra//\'/}"</w:t>
-        <w:br/>
-        <w:t xml:space="preserve">    if ! id "$name" &amp;&gt;/dev/null; then</w:t>
-        <w:br/>
-        <w:t xml:space="preserve">        useradd --create-home --shell /bin/bash --gid "$primary" \</w:t>
-        <w:br/>
-        <w:t xml:space="preserve">                ${extra:+--groups "$extra"} --comment "$comment" "$name"</w:t>
-        <w:br/>
-        <w:t xml:space="preserve">        # No usable password yet: humans set one on first login via `passwd`</w:t>
-        <w:br/>
-        <w:t xml:space="preserve">        # after the admin runs `passwd -e`; the bot never gets one (key only).</w:t>
-        <w:br/>
-        <w:t xml:space="preserve">        passwd -l "$name" &gt;/dev/null</w:t>
-        <w:br/>
-        <w:t xml:space="preserve">    fi</w:t>
-        <w:br/>
-        <w:t xml:space="preserve">    install -d -m 700 -o "$name" -g "$primary" "/home/$name/.ssh"</w:t>
-        <w:br/>
-        <w:t>done</w:t>
+        <w:t>id dressing       &amp;&gt;/dev/null || useradd -r -U -s /usr/sbin/nologin dressing</w:t>
         <w:br/>
         <w:br/>
-        <w:t># Home directories private to their owner (Debian default is 0755).</w:t>
-        <w:br/>
-        <w:t>chmod 0750 /home/*/</w:t>
+        <w:t>chmod 750 /home/*/</w:t>
         <w:br/>
         <w:br/>
-        <w:t>echo "== groups";  getent group "${GROUPS_HUMAN[@]}" dressing</w:t>
+        <w:t>getent group sysadmins devops developers dba auditors automation dressing</w:t>
         <w:br/>
-        <w:t>echo "== users";   for u in sysadmin1 devops1 developer1 dba1 auditor1 automation_bot dressing; do id "$u"; done</w:t>
+        <w:t>for u in sysadmin1 devops1 developer1 dba1 auditor1 automation_bot dressing; do id "$u"; done</w:t>
       </w:r>
     </w:p>
     <w:p>
@@ -2369,42 +2321,31 @@
           <w:rFonts w:ascii="Courier New" w:hAnsi="Courier New"/>
           <w:sz w:val="20"/>
         </w:rPr>
-        <w:t># /etc/sudoers.d/10-dressing -- installed by 20_permissions.sh after a visudo check</w:t>
+        <w:t>Defaults  env_reset</w:t>
+        <w:br/>
+        <w:t>Defaults  secure_path="/usr/local/sbin:/usr/local/bin:/usr/sbin:/usr/bin:/sbin:/bin"</w:t>
+        <w:br/>
+        <w:t>Defaults  logfile="/var/log/sudo.log"</w:t>
         <w:br/>
         <w:br/>
-        <w:t>Defaults    env_reset</w:t>
+        <w:t>Cmnd_Alias  APP = /usr/bin/systemctl start dressing-api, /usr/bin/systemctl stop dressing-api, \</w:t>
         <w:br/>
-        <w:t>Defaults    secure_path="/usr/local/sbin:/usr/local/bin:/usr/sbin:/usr/bin:/sbin:/bin"</w:t>
+        <w:t xml:space="preserve">                  /usr/bin/systemctl restart dressing-api, /usr/bin/systemctl status dressing-api</w:t>
         <w:br/>
-        <w:t>Defaults    logfile="/var/log/sudo.log"</w:t>
+        <w:t>Cmnd_Alias  DB  = /usr/bin/systemctl restart postgresql, /usr/bin/systemctl status postgresql</w:t>
         <w:br/>
         <w:br/>
-        <w:t>Cmnd_Alias  APP_SVC  = /usr/bin/systemctl start dressing-api, \</w:t>
+        <w:t>%sysadmins      ALL=(ALL:ALL) ALL</w:t>
         <w:br/>
-        <w:t xml:space="preserve">                       /usr/bin/systemctl stop dressing-api, \</w:t>
+        <w:t>%devops         ALL=(root) APP</w:t>
         <w:br/>
-        <w:t xml:space="preserve">                       /usr/bin/systemctl restart dressing-api, \</w:t>
+        <w:t>automation_bot  ALL=(root) NOPASSWD: APP</w:t>
         <w:br/>
-        <w:t xml:space="preserve">                       /usr/bin/systemctl status dressing-api</w:t>
+        <w:t>%developers     ALL=(root) /usr/bin/systemctl status dressing-api</w:t>
         <w:br/>
-        <w:t>Cmnd_Alias  PG_SVC   = /usr/bin/systemctl restart postgresql, \</w:t>
+        <w:t>%dba            ALL=(postgres) /usr/bin/psql</w:t>
         <w:br/>
-        <w:t xml:space="preserve">                       /usr/bin/systemctl status postgresql</w:t>
-        <w:br/>
-        <w:br/>
-        <w:t>%sysadmins      ALL=(ALL:ALL) ALL                       # everything, with own password</w:t>
-        <w:br/>
-        <w:t>%devops         ALL=(root) APP_SVC                      # operate the app</w:t>
-        <w:br/>
-        <w:t>automation_bot  ALL=(root) NOPASSWD: APP_SVC            # same, no password (key-only bot)</w:t>
-        <w:br/>
-        <w:t>%developers     ALL=(root) /usr/bin/systemctl status dressing-api   # look only</w:t>
-        <w:br/>
-        <w:t>%dba            ALL=(postgres) /usr/bin/psql            # database shell as postgres</w:t>
-        <w:br/>
-        <w:t>%dba            ALL=(root) PG_SVC                       # restart the database</w:t>
-        <w:br/>
-        <w:t># auditors: no sudo at all; they read logs through the systemd-journal and adm groups</w:t>
+        <w:t>%dba            ALL=(root) DB</w:t>
       </w:r>
     </w:p>
     <w:p>
@@ -2413,38 +2354,37 @@
           <w:rFonts w:ascii="Courier New" w:hAnsi="Courier New"/>
           <w:sz w:val="20"/>
         </w:rPr>
-        <w:t>#!/usr/bin/env bash</w:t>
+        <w:t>#!/bin/bash</w:t>
         <w:br/>
-        <w:t># Task 3: file permissions + sudoers. Run as root on BOTH VMs: sudo linux/20_permissions.sh</w:t>
+        <w:t># Task 3: file permissions and sudo rules</w:t>
         <w:br/>
-        <w:t>set -euo pipefail</w:t>
+        <w:t>set -e</w:t>
         <w:br/>
-        <w:t>[[ $EUID -eq 0 ]] || { echo "run as root"; exit 1; }</w:t>
-        <w:br/>
-        <w:t>HERE="$(cd "$(dirname "$0")" &amp;&amp; pwd)"</w:t>
+        <w:t>cd "$(dirname "$0")"</w:t>
         <w:br/>
         <w:br/>
-        <w:t># Code and config: root owns them, the dressing service can only read them.</w:t>
+        <w:t>mkdir -p /opt/dressing /etc/dressing</w:t>
         <w:br/>
-        <w:t>install -d -m 0750 -o root -g dressing /opt/dressing /etc/dressing</w:t>
+        <w:t>chown root:dressing /opt/dressing /etc/dressing</w:t>
+        <w:br/>
+        <w:t>chmod 750 /opt/dressing /etc/dressing</w:t>
+        <w:br/>
         <w:br/>
         <w:t>touch /etc/dressing/dressing.env</w:t>
         <w:br/>
         <w:t>chown root:dressing /etc/dressing/dressing.env</w:t>
         <w:br/>
-        <w:t>chmod 0640 /etc/dressing/dressing.env          # database password: root writes, service reads</w:t>
+        <w:t>chmod 640 /etc/dressing/dressing.env</w:t>
         <w:br/>
         <w:br/>
-        <w:t># Sudo rules: check with visudo first, then install into sudoers.d (never edit /etc/sudoers).</w:t>
+        <w:t>visudo -cf sudoers.d/10-dressing</w:t>
         <w:br/>
-        <w:t>visudo -cf "$HERE/sudoers.d/10-dressing"</w:t>
-        <w:br/>
-        <w:t>install -m 0440 -o root -g root "$HERE/sudoers.d/10-dressing" /etc/sudoers.d/10-dressing</w:t>
+        <w:t>install -m 440 sudoers.d/10-dressing /etc/sudoers.d/10-dressing</w:t>
         <w:br/>
         <w:br/>
         <w:t>ls -ld /opt/dressing /etc/dressing /etc/dressing/dressing.env</w:t>
         <w:br/>
-        <w:t>for u in sysadmin1 devops1 developer1 dba1 auditor1 automation_bot; do echo "--- $u"; sudo -l -U "$u" | sed -n '/may run/,$p'; done</w:t>
+        <w:t>for u in sysadmin1 devops1 developer1 dba1 auditor1 automation_bot; do sudo -l -U "$u"; done</w:t>
       </w:r>
     </w:p>
     <w:p>
@@ -2506,37 +2446,29 @@
           <w:rFonts w:ascii="Courier New" w:hAnsi="Courier New"/>
           <w:sz w:val="20"/>
         </w:rPr>
-        <w:t>#!/usr/bin/env bash</w:t>
+        <w:t>#!/bin/bash</w:t>
         <w:br/>
-        <w:t># Task 4: SSH key-only access, root login off, automation_bot reachable by key.</w:t>
+        <w:t># Task 4: SSH key login for automation_bot</w:t>
         <w:br/>
-        <w:t># Run as root on BOTH VMs:  sudo ./30_ssh.sh "&lt;contents of automation_bot.pub&gt;"</w:t>
+        <w:t># Usage: sudo linux/30_ssh.sh "ssh-ed25519 AAAA... automation_bot"</w:t>
         <w:br/>
-        <w:t># Generate the key pair on YOUR laptop first (private key never leaves it):</w:t>
+        <w:t>set -e</w:t>
         <w:br/>
-        <w:t>#   ssh-keygen -t ed25519 -C automation_bot -f ~/.ssh/dressing_automation_bot</w:t>
-        <w:br/>
-        <w:t>set -euo pipefail</w:t>
-        <w:br/>
-        <w:t>[[ $EUID -eq 0 ]] || { echo "run as root"; exit 1; }</w:t>
-        <w:br/>
-        <w:t>PUBKEY="${1:?pass the automation_bot public key}"</w:t>
-        <w:br/>
-        <w:t>[[ "$PUBKEY" == ssh-ed25519\ * ]] || { echo "expected an ssh-ed25519 public key"; exit 1; }</w:t>
+        <w:t>KEY="$1"</w:t>
         <w:br/>
         <w:br/>
-        <w:t>auth=/home/automation_bot/.ssh/authorized_keys</w:t>
+        <w:t>mkdir -p /home/automation_bot/.ssh</w:t>
         <w:br/>
-        <w:t>grep -qxF "$PUBKEY" "$auth" 2&gt;/dev/null || echo "$PUBKEY" &gt;&gt;"$auth"</w:t>
+        <w:t>grep -qxF "$KEY" /home/automation_bot/.ssh/authorized_keys 2&gt;/dev/null || echo "$KEY" &gt;&gt; /home/automation_bot/.ssh/authorized_keys</w:t>
         <w:br/>
-        <w:t>chown automation_bot:automation "$auth"</w:t>
+        <w:t>chown -R automation_bot:automation /home/automation_bot/.ssh</w:t>
         <w:br/>
-        <w:t>chmod 0600 "$auth"</w:t>
+        <w:t>chmod 700 /home/automation_bot/.ssh</w:t>
+        <w:br/>
+        <w:t>chmod 600 /home/automation_bot/.ssh/authorized_keys</w:t>
         <w:br/>
         <w:br/>
-        <w:t># Drop-in config: Debian's sshd_config includes /etc/ssh/sshd_config.d/*.conf first.</w:t>
-        <w:br/>
-        <w:t>cat &gt;/etc/ssh/sshd_config.d/10-dressing.conf &lt;&lt;'EOF'</w:t>
+        <w:t>cat &gt; /etc/ssh/sshd_config.d/10-dressing.conf &lt;&lt;EOF</w:t>
         <w:br/>
         <w:t>PermitRootLogin no</w:t>
         <w:br/>
@@ -2544,14 +2476,12 @@
         <w:br/>
         <w:t>PubkeyAuthentication yes</w:t>
         <w:br/>
-        <w:t># Only these groups may log in; service accounts never can. google-sudoers keeps the console SSH button working.</w:t>
-        <w:br/>
         <w:t>AllowGroups sysadmins devops developers dba auditors automation google-sudoers</w:t>
         <w:br/>
         <w:t>EOF</w:t>
         <w:br/>
         <w:br/>
-        <w:t>sshd -t                      # validate before reload so we can't lock ourselves out</w:t>
+        <w:t>sshd -t</w:t>
         <w:br/>
         <w:t>systemctl reload ssh</w:t>
         <w:br/>
@@ -2624,17 +2554,15 @@
           <w:rFonts w:ascii="Courier New" w:hAnsi="Courier New"/>
           <w:sz w:val="20"/>
         </w:rPr>
-        <w:t># /etc/postgresql/&lt;ver&gt;/main/conf.d/10-dressing.conf</w:t>
+        <w:t>listen_addresses = 'localhost'</w:t>
         <w:br/>
-        <w:t>listen_addresses = 'localhost'        # 40_postgres.sh adds the private IP</w:t>
+        <w:t>password_encryption = scram-sha-256</w:t>
         <w:br/>
-        <w:t>password_encryption = scram-sha-256   # modern password hashing</w:t>
+        <w:t>ssl = on</w:t>
         <w:br/>
-        <w:t>ssl = on                              # encrypted connections</w:t>
+        <w:t>max_connections = 40</w:t>
         <w:br/>
-        <w:t>max_connections = 40                  # small VM, 1 GB RAM</w:t>
-        <w:br/>
-        <w:t>log_connections = on                  # who connected, from where</w:t>
+        <w:t>log_connections = on</w:t>
       </w:r>
     </w:p>
     <w:p>
@@ -2652,15 +2580,11 @@
           <w:rFonts w:ascii="Courier New" w:hAnsi="Courier New"/>
           <w:sz w:val="20"/>
         </w:rPr>
-        <w:t># /etc/postgresql/&lt;ver&gt;/main/pg_hba.conf -- first matching line wins</w:t>
+        <w:t>local    all       postgres                     peer</w:t>
         <w:br/>
-        <w:t># TYPE    DATABASE   USER           ADDRESS       METHOD</w:t>
+        <w:t>hostssl  dressing  dressing_app  APP_IP/32      scram-sha-256</w:t>
         <w:br/>
-        <w:t>local     all        postgres                     peer            # OS user postgres only</w:t>
-        <w:br/>
-        <w:t>hostssl   dressing   dressing_app   APP_IP/32     scram-sha-256   # the app VM, encrypted</w:t>
-        <w:br/>
-        <w:t>host      all        all            0.0.0.0/0     reject          # everyone else</w:t>
+        <w:t>host     all       all           0.0.0.0/0      reject</w:t>
       </w:r>
     </w:p>
     <w:p>
